--- a/treasury-platform/docs/30-readiness/word/DOC-S04-password-mfa-recovery-policy.docx
+++ b/treasury-platform/docs/30-readiness/word/DOC-S04-password-mfa-recovery-policy.docx
@@ -20387,7 +20387,7 @@
                 <w:szCs w:val="18"/>
                 <w:rtl/>
               </w:rPr>
-              <w:t xml:space="preserve">الحالة (حالات db/tests/tenant_isolation_tests.sql بأرقامها؛ «CI» هو tools/ci/db_ci.sh في حاوية التطوير، ولم يعمل على GitHub بعد، O-02 (erd_open_items))</w:t>
+              <w:t xml:space="preserve">الحالة (حالات db/tests/tenant_isolation_tests.sql بأرقامها؛ «CI» هو tools/ci/db_ci.sh في حاوية التطوير وعلى GitHub منذ 2026-10-12، O-02 (erd_open_items))</w:t>
             </w:r>
           </w:p>
         </w:tc>

--- a/treasury-platform/docs/30-readiness/word/DOC-S04-password-mfa-recovery-policy.docx
+++ b/treasury-platform/docs/30-readiness/word/DOC-S04-password-mfa-recovery-policy.docx
@@ -1060,6 +1060,67 @@
     </w:p>
     <w:p>
       <w:pPr>
+        <w:pBdr>
+          <w:top w:val="single" w:color="E8C766" w:sz="6" w:space="6"/>
+          <w:left w:val="single" w:color="E8C766" w:sz="6" w:space="6"/>
+          <w:bottom w:val="single" w:color="E8C766" w:sz="6" w:space="6"/>
+          <w:right w:val="single" w:color="E8C766" w:sz="6" w:space="6"/>
+        </w:pBdr>
+        <w:shd w:fill="FFF8E1" w:color="auto" w:val="clear"/>
+        <w:bidi/>
+        <w:spacing w:after="160" w:before="60" w:line="300"/>
+        <w:ind w:left="140" w:right="140"/>
+      </w:pPr>
+      <w:r>
+        <w:rPr>
+          <w:rFonts w:ascii="Arial" w:cs="Arial" w:eastAsia="Arial" w:hAnsi="Arial"/>
+          <w:b/>
+          <w:bCs/>
+          <w:sz w:val="20"/>
+          <w:szCs w:val="20"/>
+          <w:rtl/>
+        </w:rPr>
+        <w:t xml:space="preserve">تحديث التنفيذ (2026-10-12):</w:t>
+      </w:r>
+      <w:r>
+        <w:rPr>
+          <w:rFonts w:ascii="Arial" w:cs="Arial" w:eastAsia="Arial" w:hAnsi="Arial"/>
+          <w:b w:val="false"/>
+          <w:bCs w:val="false"/>
+          <w:sz w:val="20"/>
+          <w:szCs w:val="20"/>
+          <w:rtl/>
+        </w:rPr>
+        <w:t xml:space="preserve"> نُفّذت قرارات المالك لبوابة S0 في القاعدة (docs/adr/0003-account-security-in-the-database.md، db/static/030_session_context.sql، db/static/035_account_security.sql) وتمر في CI (48 حالة عزل و14 حالة حسابات في db/tests/auth_flow_tests.sql). أرقام الأسطر المذكورة لملف 030 في هذه الوثيقة تسبق هذا التحديث.</w:t>
+      </w:r>
+    </w:p>
+    <w:p>
+      <w:pPr>
+        <w:pBdr>
+          <w:top w:val="single" w:color="E8C766" w:sz="6" w:space="6"/>
+          <w:left w:val="single" w:color="E8C766" w:sz="6" w:space="6"/>
+          <w:bottom w:val="single" w:color="E8C766" w:sz="6" w:space="6"/>
+          <w:right w:val="single" w:color="E8C766" w:sz="6" w:space="6"/>
+        </w:pBdr>
+        <w:shd w:fill="FFF8E1" w:color="auto" w:val="clear"/>
+        <w:bidi/>
+        <w:spacing w:after="160" w:before="60" w:line="300"/>
+        <w:ind w:left="140" w:right="140"/>
+      </w:pPr>
+      <w:r>
+        <w:rPr>
+          <w:rFonts w:ascii="Arial" w:cs="Arial" w:eastAsia="Arial" w:hAnsi="Arial"/>
+          <w:b w:val="false"/>
+          <w:bCs w:val="false"/>
+          <w:sz w:val="20"/>
+          <w:szCs w:val="20"/>
+          <w:rtl/>
+        </w:rPr>
+        <w:t xml:space="preserve">ما يخص هذه الوثيقة: MFA إلزامي ولا يعطّله المشترك (DQ-S04-11)؛ إخفاقات MFA وتكرار الخطوة ورموز الاسترداد الخاطئة تُعدّ في عداد القفل (P-13)؛ قاعدة السجل لخمس كلمات داخل القاعدة؛ إعادة التعيين تفك القفل المؤقت فقط (DQ-S04-12)؛ التصفير وإعادة التسجيل برابط 24 ساعة (DQ-S04-9). لم يُبنَ بعد: قراءة حدود الإعدادات من cfg.TenantSetting (DQ-S04-14) وإعادة التجزئة (DQ-S04-3).</w:t>
+      </w:r>
+    </w:p>
+    <w:p>
+      <w:pPr>
         <w:pStyle w:val="Heading1"/>
         <w:bidi/>
       </w:pPr>
@@ -1320,12 +1381,12 @@
         </w:tblBorders>
       </w:tblPr>
       <w:tblGrid>
-        <w:gridCol w:w="966"/>
-        <w:gridCol w:w="1588"/>
-        <w:gridCol w:w="2386"/>
-        <w:gridCol w:w="2224"/>
-        <w:gridCol w:w="1429"/>
-        <w:gridCol w:w="1271"/>
+        <w:gridCol w:w="958"/>
+        <w:gridCol w:w="1370"/>
+        <w:gridCol w:w="2055"/>
+        <w:gridCol w:w="1918"/>
+        <w:gridCol w:w="2467"/>
+        <w:gridCol w:w="1096"/>
       </w:tblGrid>
       <w:tr>
         <w:trPr>
@@ -1334,7 +1395,7 @@
         </w:trPr>
         <w:tc>
           <w:tcPr>
-            <w:tcW w:type="dxa" w:w="966"/>
+            <w:tcW w:type="dxa" w:w="958"/>
             <w:tcBorders>
               <w:top w:val="single" w:color="BFC9D6" w:sz="4"/>
               <w:left w:val="single" w:color="BFC9D6" w:sz="4"/>
@@ -1372,7 +1433,7 @@
         </w:tc>
         <w:tc>
           <w:tcPr>
-            <w:tcW w:type="dxa" w:w="1588"/>
+            <w:tcW w:type="dxa" w:w="1370"/>
             <w:tcBorders>
               <w:top w:val="single" w:color="BFC9D6" w:sz="4"/>
               <w:left w:val="single" w:color="BFC9D6" w:sz="4"/>
@@ -1410,7 +1471,7 @@
         </w:tc>
         <w:tc>
           <w:tcPr>
-            <w:tcW w:type="dxa" w:w="2386"/>
+            <w:tcW w:type="dxa" w:w="2055"/>
             <w:tcBorders>
               <w:top w:val="single" w:color="BFC9D6" w:sz="4"/>
               <w:left w:val="single" w:color="BFC9D6" w:sz="4"/>
@@ -1448,7 +1509,7 @@
         </w:tc>
         <w:tc>
           <w:tcPr>
-            <w:tcW w:type="dxa" w:w="2224"/>
+            <w:tcW w:type="dxa" w:w="1918"/>
             <w:tcBorders>
               <w:top w:val="single" w:color="BFC9D6" w:sz="4"/>
               <w:left w:val="single" w:color="BFC9D6" w:sz="4"/>
@@ -1486,7 +1547,7 @@
         </w:tc>
         <w:tc>
           <w:tcPr>
-            <w:tcW w:type="dxa" w:w="1429"/>
+            <w:tcW w:type="dxa" w:w="2467"/>
             <w:tcBorders>
               <w:top w:val="single" w:color="BFC9D6" w:sz="4"/>
               <w:left w:val="single" w:color="BFC9D6" w:sz="4"/>
@@ -1524,7 +1585,7 @@
         </w:tc>
         <w:tc>
           <w:tcPr>
-            <w:tcW w:type="dxa" w:w="1271"/>
+            <w:tcW w:type="dxa" w:w="1096"/>
             <w:tcBorders>
               <w:top w:val="single" w:color="BFC9D6" w:sz="4"/>
               <w:left w:val="single" w:color="BFC9D6" w:sz="4"/>
@@ -1567,7 +1628,7 @@
         </w:trPr>
         <w:tc>
           <w:tcPr>
-            <w:tcW w:type="dxa" w:w="966"/>
+            <w:tcW w:type="dxa" w:w="958"/>
             <w:tcBorders>
               <w:top w:val="single" w:color="BFC9D6" w:sz="4"/>
               <w:left w:val="single" w:color="BFC9D6" w:sz="4"/>
@@ -1603,7 +1664,7 @@
         </w:tc>
         <w:tc>
           <w:tcPr>
-            <w:tcW w:type="dxa" w:w="1588"/>
+            <w:tcW w:type="dxa" w:w="1370"/>
             <w:tcBorders>
               <w:top w:val="single" w:color="BFC9D6" w:sz="4"/>
               <w:left w:val="single" w:color="BFC9D6" w:sz="4"/>
@@ -1639,7 +1700,7 @@
         </w:tc>
         <w:tc>
           <w:tcPr>
-            <w:tcW w:type="dxa" w:w="2386"/>
+            <w:tcW w:type="dxa" w:w="2055"/>
             <w:tcBorders>
               <w:top w:val="single" w:color="BFC9D6" w:sz="4"/>
               <w:left w:val="single" w:color="BFC9D6" w:sz="4"/>
@@ -1675,7 +1736,7 @@
         </w:tc>
         <w:tc>
           <w:tcPr>
-            <w:tcW w:type="dxa" w:w="2224"/>
+            <w:tcW w:type="dxa" w:w="1918"/>
             <w:tcBorders>
               <w:top w:val="single" w:color="BFC9D6" w:sz="4"/>
               <w:left w:val="single" w:color="BFC9D6" w:sz="4"/>
@@ -1721,7 +1782,7 @@
         </w:tc>
         <w:tc>
           <w:tcPr>
-            <w:tcW w:type="dxa" w:w="1429"/>
+            <w:tcW w:type="dxa" w:w="2467"/>
             <w:tcBorders>
               <w:top w:val="single" w:color="BFC9D6" w:sz="4"/>
               <w:left w:val="single" w:color="BFC9D6" w:sz="4"/>
@@ -1757,7 +1818,7 @@
         </w:tc>
         <w:tc>
           <w:tcPr>
-            <w:tcW w:type="dxa" w:w="1271"/>
+            <w:tcW w:type="dxa" w:w="1096"/>
             <w:tcBorders>
               <w:top w:val="single" w:color="BFC9D6" w:sz="4"/>
               <w:left w:val="single" w:color="BFC9D6" w:sz="4"/>
@@ -1798,7 +1859,7 @@
         </w:trPr>
         <w:tc>
           <w:tcPr>
-            <w:tcW w:type="dxa" w:w="966"/>
+            <w:tcW w:type="dxa" w:w="958"/>
             <w:tcBorders>
               <w:top w:val="single" w:color="BFC9D6" w:sz="4"/>
               <w:left w:val="single" w:color="BFC9D6" w:sz="4"/>
@@ -1835,7 +1896,7 @@
         </w:tc>
         <w:tc>
           <w:tcPr>
-            <w:tcW w:type="dxa" w:w="1588"/>
+            <w:tcW w:type="dxa" w:w="1370"/>
             <w:tcBorders>
               <w:top w:val="single" w:color="BFC9D6" w:sz="4"/>
               <w:left w:val="single" w:color="BFC9D6" w:sz="4"/>
@@ -1872,7 +1933,7 @@
         </w:tc>
         <w:tc>
           <w:tcPr>
-            <w:tcW w:type="dxa" w:w="2386"/>
+            <w:tcW w:type="dxa" w:w="2055"/>
             <w:tcBorders>
               <w:top w:val="single" w:color="BFC9D6" w:sz="4"/>
               <w:left w:val="single" w:color="BFC9D6" w:sz="4"/>
@@ -1909,7 +1970,7 @@
         </w:tc>
         <w:tc>
           <w:tcPr>
-            <w:tcW w:type="dxa" w:w="2224"/>
+            <w:tcW w:type="dxa" w:w="1918"/>
             <w:tcBorders>
               <w:top w:val="single" w:color="BFC9D6" w:sz="4"/>
               <w:left w:val="single" w:color="BFC9D6" w:sz="4"/>
@@ -1956,7 +2017,7 @@
         </w:tc>
         <w:tc>
           <w:tcPr>
-            <w:tcW w:type="dxa" w:w="1429"/>
+            <w:tcW w:type="dxa" w:w="2467"/>
             <w:tcBorders>
               <w:top w:val="single" w:color="BFC9D6" w:sz="4"/>
               <w:left w:val="single" w:color="BFC9D6" w:sz="4"/>
@@ -1993,7 +2054,7 @@
         </w:tc>
         <w:tc>
           <w:tcPr>
-            <w:tcW w:type="dxa" w:w="1271"/>
+            <w:tcW w:type="dxa" w:w="1096"/>
             <w:tcBorders>
               <w:top w:val="single" w:color="BFC9D6" w:sz="4"/>
               <w:left w:val="single" w:color="BFC9D6" w:sz="4"/>
@@ -2035,7 +2096,7 @@
         </w:trPr>
         <w:tc>
           <w:tcPr>
-            <w:tcW w:type="dxa" w:w="966"/>
+            <w:tcW w:type="dxa" w:w="958"/>
             <w:tcBorders>
               <w:top w:val="single" w:color="BFC9D6" w:sz="4"/>
               <w:left w:val="single" w:color="BFC9D6" w:sz="4"/>
@@ -2071,7 +2132,7 @@
         </w:tc>
         <w:tc>
           <w:tcPr>
-            <w:tcW w:type="dxa" w:w="1588"/>
+            <w:tcW w:type="dxa" w:w="1370"/>
             <w:tcBorders>
               <w:top w:val="single" w:color="BFC9D6" w:sz="4"/>
               <w:left w:val="single" w:color="BFC9D6" w:sz="4"/>
@@ -2107,7 +2168,7 @@
         </w:tc>
         <w:tc>
           <w:tcPr>
-            <w:tcW w:type="dxa" w:w="2386"/>
+            <w:tcW w:type="dxa" w:w="2055"/>
             <w:tcBorders>
               <w:top w:val="single" w:color="BFC9D6" w:sz="4"/>
               <w:left w:val="single" w:color="BFC9D6" w:sz="4"/>
@@ -2143,7 +2204,7 @@
         </w:tc>
         <w:tc>
           <w:tcPr>
-            <w:tcW w:type="dxa" w:w="2224"/>
+            <w:tcW w:type="dxa" w:w="1918"/>
             <w:tcBorders>
               <w:top w:val="single" w:color="BFC9D6" w:sz="4"/>
               <w:left w:val="single" w:color="BFC9D6" w:sz="4"/>
@@ -2178,7 +2239,7 @@
         </w:tc>
         <w:tc>
           <w:tcPr>
-            <w:tcW w:type="dxa" w:w="1429"/>
+            <w:tcW w:type="dxa" w:w="2467"/>
             <w:tcBorders>
               <w:top w:val="single" w:color="BFC9D6" w:sz="4"/>
               <w:left w:val="single" w:color="BFC9D6" w:sz="4"/>
@@ -2214,7 +2275,7 @@
         </w:tc>
         <w:tc>
           <w:tcPr>
-            <w:tcW w:type="dxa" w:w="1271"/>
+            <w:tcW w:type="dxa" w:w="1096"/>
             <w:tcBorders>
               <w:top w:val="single" w:color="BFC9D6" w:sz="4"/>
               <w:left w:val="single" w:color="BFC9D6" w:sz="4"/>
@@ -2255,7 +2316,7 @@
         </w:trPr>
         <w:tc>
           <w:tcPr>
-            <w:tcW w:type="dxa" w:w="966"/>
+            <w:tcW w:type="dxa" w:w="958"/>
             <w:tcBorders>
               <w:top w:val="single" w:color="BFC9D6" w:sz="4"/>
               <w:left w:val="single" w:color="BFC9D6" w:sz="4"/>
@@ -2292,7 +2353,7 @@
         </w:tc>
         <w:tc>
           <w:tcPr>
-            <w:tcW w:type="dxa" w:w="1588"/>
+            <w:tcW w:type="dxa" w:w="1370"/>
             <w:tcBorders>
               <w:top w:val="single" w:color="BFC9D6" w:sz="4"/>
               <w:left w:val="single" w:color="BFC9D6" w:sz="4"/>
@@ -2329,7 +2390,7 @@
         </w:tc>
         <w:tc>
           <w:tcPr>
-            <w:tcW w:type="dxa" w:w="2386"/>
+            <w:tcW w:type="dxa" w:w="2055"/>
             <w:tcBorders>
               <w:top w:val="single" w:color="BFC9D6" w:sz="4"/>
               <w:left w:val="single" w:color="BFC9D6" w:sz="4"/>
@@ -2366,7 +2427,7 @@
         </w:tc>
         <w:tc>
           <w:tcPr>
-            <w:tcW w:type="dxa" w:w="2224"/>
+            <w:tcW w:type="dxa" w:w="1918"/>
             <w:tcBorders>
               <w:top w:val="single" w:color="BFC9D6" w:sz="4"/>
               <w:left w:val="single" w:color="BFC9D6" w:sz="4"/>
@@ -2402,7 +2463,7 @@
         </w:tc>
         <w:tc>
           <w:tcPr>
-            <w:tcW w:type="dxa" w:w="1429"/>
+            <w:tcW w:type="dxa" w:w="2467"/>
             <w:tcBorders>
               <w:top w:val="single" w:color="BFC9D6" w:sz="4"/>
               <w:left w:val="single" w:color="BFC9D6" w:sz="4"/>
@@ -2439,7 +2500,7 @@
         </w:tc>
         <w:tc>
           <w:tcPr>
-            <w:tcW w:type="dxa" w:w="1271"/>
+            <w:tcW w:type="dxa" w:w="1096"/>
             <w:tcBorders>
               <w:top w:val="single" w:color="BFC9D6" w:sz="4"/>
               <w:left w:val="single" w:color="BFC9D6" w:sz="4"/>
@@ -2481,7 +2542,7 @@
         </w:trPr>
         <w:tc>
           <w:tcPr>
-            <w:tcW w:type="dxa" w:w="966"/>
+            <w:tcW w:type="dxa" w:w="958"/>
             <w:tcBorders>
               <w:top w:val="single" w:color="BFC9D6" w:sz="4"/>
               <w:left w:val="single" w:color="BFC9D6" w:sz="4"/>
@@ -2517,7 +2578,7 @@
         </w:tc>
         <w:tc>
           <w:tcPr>
-            <w:tcW w:type="dxa" w:w="1588"/>
+            <w:tcW w:type="dxa" w:w="1370"/>
             <w:tcBorders>
               <w:top w:val="single" w:color="BFC9D6" w:sz="4"/>
               <w:left w:val="single" w:color="BFC9D6" w:sz="4"/>
@@ -2553,7 +2614,7 @@
         </w:tc>
         <w:tc>
           <w:tcPr>
-            <w:tcW w:type="dxa" w:w="2386"/>
+            <w:tcW w:type="dxa" w:w="2055"/>
             <w:tcBorders>
               <w:top w:val="single" w:color="BFC9D6" w:sz="4"/>
               <w:left w:val="single" w:color="BFC9D6" w:sz="4"/>
@@ -2589,7 +2650,7 @@
         </w:tc>
         <w:tc>
           <w:tcPr>
-            <w:tcW w:type="dxa" w:w="2224"/>
+            <w:tcW w:type="dxa" w:w="1918"/>
             <w:tcBorders>
               <w:top w:val="single" w:color="BFC9D6" w:sz="4"/>
               <w:left w:val="single" w:color="BFC9D6" w:sz="4"/>
@@ -2635,7 +2696,7 @@
         </w:tc>
         <w:tc>
           <w:tcPr>
-            <w:tcW w:type="dxa" w:w="1429"/>
+            <w:tcW w:type="dxa" w:w="2467"/>
             <w:tcBorders>
               <w:top w:val="single" w:color="BFC9D6" w:sz="4"/>
               <w:left w:val="single" w:color="BFC9D6" w:sz="4"/>
@@ -2671,7 +2732,7 @@
         </w:tc>
         <w:tc>
           <w:tcPr>
-            <w:tcW w:type="dxa" w:w="1271"/>
+            <w:tcW w:type="dxa" w:w="1096"/>
             <w:tcBorders>
               <w:top w:val="single" w:color="BFC9D6" w:sz="4"/>
               <w:left w:val="single" w:color="BFC9D6" w:sz="4"/>
@@ -2712,7 +2773,7 @@
         </w:trPr>
         <w:tc>
           <w:tcPr>
-            <w:tcW w:type="dxa" w:w="966"/>
+            <w:tcW w:type="dxa" w:w="958"/>
             <w:tcBorders>
               <w:top w:val="single" w:color="BFC9D6" w:sz="4"/>
               <w:left w:val="single" w:color="BFC9D6" w:sz="4"/>
@@ -2749,7 +2810,7 @@
         </w:tc>
         <w:tc>
           <w:tcPr>
-            <w:tcW w:type="dxa" w:w="1588"/>
+            <w:tcW w:type="dxa" w:w="1370"/>
             <w:tcBorders>
               <w:top w:val="single" w:color="BFC9D6" w:sz="4"/>
               <w:left w:val="single" w:color="BFC9D6" w:sz="4"/>
@@ -2786,7 +2847,7 @@
         </w:tc>
         <w:tc>
           <w:tcPr>
-            <w:tcW w:type="dxa" w:w="2386"/>
+            <w:tcW w:type="dxa" w:w="2055"/>
             <w:tcBorders>
               <w:top w:val="single" w:color="BFC9D6" w:sz="4"/>
               <w:left w:val="single" w:color="BFC9D6" w:sz="4"/>
@@ -2823,7 +2884,7 @@
         </w:tc>
         <w:tc>
           <w:tcPr>
-            <w:tcW w:type="dxa" w:w="2224"/>
+            <w:tcW w:type="dxa" w:w="1918"/>
             <w:tcBorders>
               <w:top w:val="single" w:color="BFC9D6" w:sz="4"/>
               <w:left w:val="single" w:color="BFC9D6" w:sz="4"/>
@@ -2859,7 +2920,7 @@
         </w:tc>
         <w:tc>
           <w:tcPr>
-            <w:tcW w:type="dxa" w:w="1429"/>
+            <w:tcW w:type="dxa" w:w="2467"/>
             <w:tcBorders>
               <w:top w:val="single" w:color="BFC9D6" w:sz="4"/>
               <w:left w:val="single" w:color="BFC9D6" w:sz="4"/>
@@ -2896,7 +2957,7 @@
         </w:tc>
         <w:tc>
           <w:tcPr>
-            <w:tcW w:type="dxa" w:w="1271"/>
+            <w:tcW w:type="dxa" w:w="1096"/>
             <w:tcBorders>
               <w:top w:val="single" w:color="BFC9D6" w:sz="4"/>
               <w:left w:val="single" w:color="BFC9D6" w:sz="4"/>
@@ -2938,7 +2999,7 @@
         </w:trPr>
         <w:tc>
           <w:tcPr>
-            <w:tcW w:type="dxa" w:w="966"/>
+            <w:tcW w:type="dxa" w:w="958"/>
             <w:tcBorders>
               <w:top w:val="single" w:color="BFC9D6" w:sz="4"/>
               <w:left w:val="single" w:color="BFC9D6" w:sz="4"/>
@@ -2974,7 +3035,7 @@
         </w:tc>
         <w:tc>
           <w:tcPr>
-            <w:tcW w:type="dxa" w:w="1588"/>
+            <w:tcW w:type="dxa" w:w="1370"/>
             <w:tcBorders>
               <w:top w:val="single" w:color="BFC9D6" w:sz="4"/>
               <w:left w:val="single" w:color="BFC9D6" w:sz="4"/>
@@ -3010,7 +3071,7 @@
         </w:tc>
         <w:tc>
           <w:tcPr>
-            <w:tcW w:type="dxa" w:w="2386"/>
+            <w:tcW w:type="dxa" w:w="2055"/>
             <w:tcBorders>
               <w:top w:val="single" w:color="BFC9D6" w:sz="4"/>
               <w:left w:val="single" w:color="BFC9D6" w:sz="4"/>
@@ -3046,7 +3107,7 @@
         </w:tc>
         <w:tc>
           <w:tcPr>
-            <w:tcW w:type="dxa" w:w="2224"/>
+            <w:tcW w:type="dxa" w:w="1918"/>
             <w:tcBorders>
               <w:top w:val="single" w:color="BFC9D6" w:sz="4"/>
               <w:left w:val="single" w:color="BFC9D6" w:sz="4"/>
@@ -3113,7 +3174,7 @@
         </w:tc>
         <w:tc>
           <w:tcPr>
-            <w:tcW w:type="dxa" w:w="1429"/>
+            <w:tcW w:type="dxa" w:w="2467"/>
             <w:tcBorders>
               <w:top w:val="single" w:color="BFC9D6" w:sz="4"/>
               <w:left w:val="single" w:color="BFC9D6" w:sz="4"/>
@@ -3149,7 +3210,7 @@
         </w:tc>
         <w:tc>
           <w:tcPr>
-            <w:tcW w:type="dxa" w:w="1271"/>
+            <w:tcW w:type="dxa" w:w="1096"/>
             <w:tcBorders>
               <w:top w:val="single" w:color="BFC9D6" w:sz="4"/>
               <w:left w:val="single" w:color="BFC9D6" w:sz="4"/>
@@ -3190,7 +3251,7 @@
         </w:trPr>
         <w:tc>
           <w:tcPr>
-            <w:tcW w:type="dxa" w:w="966"/>
+            <w:tcW w:type="dxa" w:w="958"/>
             <w:tcBorders>
               <w:top w:val="single" w:color="BFC9D6" w:sz="4"/>
               <w:left w:val="single" w:color="BFC9D6" w:sz="4"/>
@@ -3227,7 +3288,7 @@
         </w:tc>
         <w:tc>
           <w:tcPr>
-            <w:tcW w:type="dxa" w:w="1588"/>
+            <w:tcW w:type="dxa" w:w="1370"/>
             <w:tcBorders>
               <w:top w:val="single" w:color="BFC9D6" w:sz="4"/>
               <w:left w:val="single" w:color="BFC9D6" w:sz="4"/>
@@ -3264,7 +3325,7 @@
         </w:tc>
         <w:tc>
           <w:tcPr>
-            <w:tcW w:type="dxa" w:w="2386"/>
+            <w:tcW w:type="dxa" w:w="2055"/>
             <w:tcBorders>
               <w:top w:val="single" w:color="BFC9D6" w:sz="4"/>
               <w:left w:val="single" w:color="BFC9D6" w:sz="4"/>
@@ -3301,7 +3362,7 @@
         </w:tc>
         <w:tc>
           <w:tcPr>
-            <w:tcW w:type="dxa" w:w="2224"/>
+            <w:tcW w:type="dxa" w:w="1918"/>
             <w:tcBorders>
               <w:top w:val="single" w:color="BFC9D6" w:sz="4"/>
               <w:left w:val="single" w:color="BFC9D6" w:sz="4"/>
@@ -3369,7 +3430,7 @@
         </w:tc>
         <w:tc>
           <w:tcPr>
-            <w:tcW w:type="dxa" w:w="1429"/>
+            <w:tcW w:type="dxa" w:w="2467"/>
             <w:tcBorders>
               <w:top w:val="single" w:color="BFC9D6" w:sz="4"/>
               <w:left w:val="single" w:color="BFC9D6" w:sz="4"/>
@@ -3406,7 +3467,7 @@
         </w:tc>
         <w:tc>
           <w:tcPr>
-            <w:tcW w:type="dxa" w:w="1271"/>
+            <w:tcW w:type="dxa" w:w="1096"/>
             <w:tcBorders>
               <w:top w:val="single" w:color="BFC9D6" w:sz="4"/>
               <w:left w:val="single" w:color="BFC9D6" w:sz="4"/>
@@ -3448,7 +3509,7 @@
         </w:trPr>
         <w:tc>
           <w:tcPr>
-            <w:tcW w:type="dxa" w:w="966"/>
+            <w:tcW w:type="dxa" w:w="958"/>
             <w:tcBorders>
               <w:top w:val="single" w:color="BFC9D6" w:sz="4"/>
               <w:left w:val="single" w:color="BFC9D6" w:sz="4"/>
@@ -3484,7 +3545,7 @@
         </w:tc>
         <w:tc>
           <w:tcPr>
-            <w:tcW w:type="dxa" w:w="1588"/>
+            <w:tcW w:type="dxa" w:w="1370"/>
             <w:tcBorders>
               <w:top w:val="single" w:color="BFC9D6" w:sz="4"/>
               <w:left w:val="single" w:color="BFC9D6" w:sz="4"/>
@@ -3520,7 +3581,7 @@
         </w:tc>
         <w:tc>
           <w:tcPr>
-            <w:tcW w:type="dxa" w:w="2386"/>
+            <w:tcW w:type="dxa" w:w="2055"/>
             <w:tcBorders>
               <w:top w:val="single" w:color="BFC9D6" w:sz="4"/>
               <w:left w:val="single" w:color="BFC9D6" w:sz="4"/>
@@ -3556,7 +3617,7 @@
         </w:tc>
         <w:tc>
           <w:tcPr>
-            <w:tcW w:type="dxa" w:w="2224"/>
+            <w:tcW w:type="dxa" w:w="1918"/>
             <w:tcBorders>
               <w:top w:val="single" w:color="BFC9D6" w:sz="4"/>
               <w:left w:val="single" w:color="BFC9D6" w:sz="4"/>
@@ -3602,7 +3663,7 @@
         </w:tc>
         <w:tc>
           <w:tcPr>
-            <w:tcW w:type="dxa" w:w="1429"/>
+            <w:tcW w:type="dxa" w:w="2467"/>
             <w:tcBorders>
               <w:top w:val="single" w:color="BFC9D6" w:sz="4"/>
               <w:left w:val="single" w:color="BFC9D6" w:sz="4"/>
@@ -3648,7 +3709,7 @@
         </w:tc>
         <w:tc>
           <w:tcPr>
-            <w:tcW w:type="dxa" w:w="1271"/>
+            <w:tcW w:type="dxa" w:w="1096"/>
             <w:tcBorders>
               <w:top w:val="single" w:color="BFC9D6" w:sz="4"/>
               <w:left w:val="single" w:color="BFC9D6" w:sz="4"/>
@@ -3689,7 +3750,7 @@
         </w:trPr>
         <w:tc>
           <w:tcPr>
-            <w:tcW w:type="dxa" w:w="966"/>
+            <w:tcW w:type="dxa" w:w="958"/>
             <w:tcBorders>
               <w:top w:val="single" w:color="BFC9D6" w:sz="4"/>
               <w:left w:val="single" w:color="BFC9D6" w:sz="4"/>
@@ -3726,7 +3787,7 @@
         </w:tc>
         <w:tc>
           <w:tcPr>
-            <w:tcW w:type="dxa" w:w="1588"/>
+            <w:tcW w:type="dxa" w:w="1370"/>
             <w:tcBorders>
               <w:top w:val="single" w:color="BFC9D6" w:sz="4"/>
               <w:left w:val="single" w:color="BFC9D6" w:sz="4"/>
@@ -3763,7 +3824,7 @@
         </w:tc>
         <w:tc>
           <w:tcPr>
-            <w:tcW w:type="dxa" w:w="2386"/>
+            <w:tcW w:type="dxa" w:w="2055"/>
             <w:tcBorders>
               <w:top w:val="single" w:color="BFC9D6" w:sz="4"/>
               <w:left w:val="single" w:color="BFC9D6" w:sz="4"/>
@@ -3800,7 +3861,7 @@
         </w:tc>
         <w:tc>
           <w:tcPr>
-            <w:tcW w:type="dxa" w:w="2224"/>
+            <w:tcW w:type="dxa" w:w="1918"/>
             <w:tcBorders>
               <w:top w:val="single" w:color="BFC9D6" w:sz="4"/>
               <w:left w:val="single" w:color="BFC9D6" w:sz="4"/>
@@ -3847,7 +3908,7 @@
         </w:tc>
         <w:tc>
           <w:tcPr>
-            <w:tcW w:type="dxa" w:w="1429"/>
+            <w:tcW w:type="dxa" w:w="2467"/>
             <w:tcBorders>
               <w:top w:val="single" w:color="BFC9D6" w:sz="4"/>
               <w:left w:val="single" w:color="BFC9D6" w:sz="4"/>
@@ -3884,7 +3945,7 @@
         </w:tc>
         <w:tc>
           <w:tcPr>
-            <w:tcW w:type="dxa" w:w="1271"/>
+            <w:tcW w:type="dxa" w:w="1096"/>
             <w:tcBorders>
               <w:top w:val="single" w:color="BFC9D6" w:sz="4"/>
               <w:left w:val="single" w:color="BFC9D6" w:sz="4"/>
@@ -3926,7 +3987,7 @@
         </w:trPr>
         <w:tc>
           <w:tcPr>
-            <w:tcW w:type="dxa" w:w="966"/>
+            <w:tcW w:type="dxa" w:w="958"/>
             <w:tcBorders>
               <w:top w:val="single" w:color="BFC9D6" w:sz="4"/>
               <w:left w:val="single" w:color="BFC9D6" w:sz="4"/>
@@ -3962,7 +4023,7 @@
         </w:tc>
         <w:tc>
           <w:tcPr>
-            <w:tcW w:type="dxa" w:w="1588"/>
+            <w:tcW w:type="dxa" w:w="1370"/>
             <w:tcBorders>
               <w:top w:val="single" w:color="BFC9D6" w:sz="4"/>
               <w:left w:val="single" w:color="BFC9D6" w:sz="4"/>
@@ -3998,7 +4059,7 @@
         </w:tc>
         <w:tc>
           <w:tcPr>
-            <w:tcW w:type="dxa" w:w="2386"/>
+            <w:tcW w:type="dxa" w:w="2055"/>
             <w:tcBorders>
               <w:top w:val="single" w:color="BFC9D6" w:sz="4"/>
               <w:left w:val="single" w:color="BFC9D6" w:sz="4"/>
@@ -4034,7 +4095,7 @@
         </w:tc>
         <w:tc>
           <w:tcPr>
-            <w:tcW w:type="dxa" w:w="2224"/>
+            <w:tcW w:type="dxa" w:w="1918"/>
             <w:tcBorders>
               <w:top w:val="single" w:color="BFC9D6" w:sz="4"/>
               <w:left w:val="single" w:color="BFC9D6" w:sz="4"/>
@@ -4080,7 +4141,7 @@
         </w:tc>
         <w:tc>
           <w:tcPr>
-            <w:tcW w:type="dxa" w:w="1429"/>
+            <w:tcW w:type="dxa" w:w="2467"/>
             <w:tcBorders>
               <w:top w:val="single" w:color="BFC9D6" w:sz="4"/>
               <w:left w:val="single" w:color="BFC9D6" w:sz="4"/>
@@ -4116,7 +4177,7 @@
         </w:tc>
         <w:tc>
           <w:tcPr>
-            <w:tcW w:type="dxa" w:w="1271"/>
+            <w:tcW w:type="dxa" w:w="1096"/>
             <w:tcBorders>
               <w:top w:val="single" w:color="BFC9D6" w:sz="4"/>
               <w:left w:val="single" w:color="BFC9D6" w:sz="4"/>
@@ -4157,7 +4218,7 @@
         </w:trPr>
         <w:tc>
           <w:tcPr>
-            <w:tcW w:type="dxa" w:w="966"/>
+            <w:tcW w:type="dxa" w:w="958"/>
             <w:tcBorders>
               <w:top w:val="single" w:color="BFC9D6" w:sz="4"/>
               <w:left w:val="single" w:color="BFC9D6" w:sz="4"/>
@@ -4194,7 +4255,7 @@
         </w:tc>
         <w:tc>
           <w:tcPr>
-            <w:tcW w:type="dxa" w:w="1588"/>
+            <w:tcW w:type="dxa" w:w="1370"/>
             <w:tcBorders>
               <w:top w:val="single" w:color="BFC9D6" w:sz="4"/>
               <w:left w:val="single" w:color="BFC9D6" w:sz="4"/>
@@ -4231,7 +4292,7 @@
         </w:tc>
         <w:tc>
           <w:tcPr>
-            <w:tcW w:type="dxa" w:w="2386"/>
+            <w:tcW w:type="dxa" w:w="2055"/>
             <w:tcBorders>
               <w:top w:val="single" w:color="BFC9D6" w:sz="4"/>
               <w:left w:val="single" w:color="BFC9D6" w:sz="4"/>
@@ -4268,7 +4329,7 @@
         </w:tc>
         <w:tc>
           <w:tcPr>
-            <w:tcW w:type="dxa" w:w="2224"/>
+            <w:tcW w:type="dxa" w:w="1918"/>
             <w:tcBorders>
               <w:top w:val="single" w:color="BFC9D6" w:sz="4"/>
               <w:left w:val="single" w:color="BFC9D6" w:sz="4"/>
@@ -4315,7 +4376,7 @@
         </w:tc>
         <w:tc>
           <w:tcPr>
-            <w:tcW w:type="dxa" w:w="1429"/>
+            <w:tcW w:type="dxa" w:w="2467"/>
             <w:tcBorders>
               <w:top w:val="single" w:color="BFC9D6" w:sz="4"/>
               <w:left w:val="single" w:color="BFC9D6" w:sz="4"/>
@@ -4352,7 +4413,7 @@
         </w:tc>
         <w:tc>
           <w:tcPr>
-            <w:tcW w:type="dxa" w:w="1271"/>
+            <w:tcW w:type="dxa" w:w="1096"/>
             <w:tcBorders>
               <w:top w:val="single" w:color="BFC9D6" w:sz="4"/>
               <w:left w:val="single" w:color="BFC9D6" w:sz="4"/>
@@ -4394,7 +4455,7 @@
         </w:trPr>
         <w:tc>
           <w:tcPr>
-            <w:tcW w:type="dxa" w:w="966"/>
+            <w:tcW w:type="dxa" w:w="958"/>
             <w:tcBorders>
               <w:top w:val="single" w:color="BFC9D6" w:sz="4"/>
               <w:left w:val="single" w:color="BFC9D6" w:sz="4"/>
@@ -4430,7 +4491,7 @@
         </w:tc>
         <w:tc>
           <w:tcPr>
-            <w:tcW w:type="dxa" w:w="1588"/>
+            <w:tcW w:type="dxa" w:w="1370"/>
             <w:tcBorders>
               <w:top w:val="single" w:color="BFC9D6" w:sz="4"/>
               <w:left w:val="single" w:color="BFC9D6" w:sz="4"/>
@@ -4466,7 +4527,7 @@
         </w:tc>
         <w:tc>
           <w:tcPr>
-            <w:tcW w:type="dxa" w:w="2386"/>
+            <w:tcW w:type="dxa" w:w="2055"/>
             <w:tcBorders>
               <w:top w:val="single" w:color="BFC9D6" w:sz="4"/>
               <w:left w:val="single" w:color="BFC9D6" w:sz="4"/>
@@ -4502,31 +4563,31 @@
         </w:tc>
         <w:tc>
           <w:tcPr>
-            <w:tcW w:type="dxa" w:w="2224"/>
-            <w:tcBorders>
-              <w:top w:val="single" w:color="BFC9D6" w:sz="4"/>
-              <w:left w:val="single" w:color="BFC9D6" w:sz="4"/>
-              <w:bottom w:val="single" w:color="BFC9D6" w:sz="4"/>
-              <w:right w:val="single" w:color="BFC9D6" w:sz="4"/>
-            </w:tcBorders>
-            <w:tcMar>
-              <w:top w:type="dxa" w:w="50"/>
-              <w:left w:type="dxa" w:w="90"/>
-              <w:bottom w:type="dxa" w:w="50"/>
-              <w:right w:type="dxa" w:w="90"/>
-            </w:tcMar>
-            <w:vAlign w:val="top"/>
-          </w:tcPr>
-          <w:p>
-            <w:pPr>
-              <w:keepNext w:val="false"/>
-              <w:bidi/>
-              <w:spacing w:after="30" w:before="30" w:line="264"/>
-            </w:pPr>
-            <w:r>
-              <w:rPr>
-                <w:rFonts w:ascii="Arial" w:cs="Arial" w:eastAsia="Arial" w:hAnsi="Arial"/>
-                <w:color w:val="E0A800"/>
+            <w:tcW w:type="dxa" w:w="1918"/>
+            <w:tcBorders>
+              <w:top w:val="single" w:color="BFC9D6" w:sz="4"/>
+              <w:left w:val="single" w:color="BFC9D6" w:sz="4"/>
+              <w:bottom w:val="single" w:color="BFC9D6" w:sz="4"/>
+              <w:right w:val="single" w:color="BFC9D6" w:sz="4"/>
+            </w:tcBorders>
+            <w:tcMar>
+              <w:top w:type="dxa" w:w="50"/>
+              <w:left w:type="dxa" w:w="90"/>
+              <w:bottom w:type="dxa" w:w="50"/>
+              <w:right w:type="dxa" w:w="90"/>
+            </w:tcMar>
+            <w:vAlign w:val="top"/>
+          </w:tcPr>
+          <w:p>
+            <w:pPr>
+              <w:keepNext w:val="false"/>
+              <w:bidi/>
+              <w:spacing w:after="30" w:before="30" w:line="264"/>
+            </w:pPr>
+            <w:r>
+              <w:rPr>
+                <w:rFonts w:ascii="Arial" w:cs="Arial" w:eastAsia="Arial" w:hAnsi="Arial"/>
+                <w:color w:val="2E9E44"/>
                 <w:sz w:val="18"/>
                 <w:szCs w:val="18"/>
                 <w:rtl/>
@@ -4537,43 +4598,56 @@
         </w:tc>
         <w:tc>
           <w:tcPr>
-            <w:tcW w:type="dxa" w:w="1429"/>
-            <w:tcBorders>
-              <w:top w:val="single" w:color="BFC9D6" w:sz="4"/>
-              <w:left w:val="single" w:color="BFC9D6" w:sz="4"/>
-              <w:bottom w:val="single" w:color="BFC9D6" w:sz="4"/>
-              <w:right w:val="single" w:color="BFC9D6" w:sz="4"/>
-            </w:tcBorders>
-            <w:tcMar>
-              <w:top w:type="dxa" w:w="50"/>
-              <w:left w:type="dxa" w:w="90"/>
-              <w:bottom w:type="dxa" w:w="50"/>
-              <w:right w:type="dxa" w:w="90"/>
-            </w:tcMar>
-            <w:vAlign w:val="top"/>
-          </w:tcPr>
-          <w:p>
-            <w:pPr>
-              <w:keepNext w:val="false"/>
-              <w:bidi/>
-              <w:spacing w:after="30" w:before="30" w:line="264"/>
-            </w:pPr>
-            <w:r>
-              <w:rPr>
-                <w:rFonts w:ascii="Arial" w:cs="Arial" w:eastAsia="Arial" w:hAnsi="Arial"/>
-                <w:b w:val="false"/>
-                <w:bCs w:val="false"/>
-                <w:sz w:val="18"/>
-                <w:szCs w:val="18"/>
-                <w:rtl/>
-              </w:rPr>
-              <w:t xml:space="preserve">إجراء مقترح</w:t>
-            </w:r>
-          </w:p>
-        </w:tc>
-        <w:tc>
-          <w:tcPr>
-            <w:tcW w:type="dxa" w:w="1271"/>
+            <w:tcW w:type="dxa" w:w="2467"/>
+            <w:tcBorders>
+              <w:top w:val="single" w:color="BFC9D6" w:sz="4"/>
+              <w:left w:val="single" w:color="BFC9D6" w:sz="4"/>
+              <w:bottom w:val="single" w:color="BFC9D6" w:sz="4"/>
+              <w:right w:val="single" w:color="BFC9D6" w:sz="4"/>
+            </w:tcBorders>
+            <w:tcMar>
+              <w:top w:type="dxa" w:w="50"/>
+              <w:left w:type="dxa" w:w="90"/>
+              <w:bottom w:type="dxa" w:w="50"/>
+              <w:right w:type="dxa" w:w="90"/>
+            </w:tcMar>
+            <w:vAlign w:val="top"/>
+          </w:tcPr>
+          <w:p>
+            <w:pPr>
+              <w:keepNext w:val="false"/>
+              <w:bidi/>
+              <w:spacing w:after="30" w:before="30" w:line="264"/>
+            </w:pPr>
+            <w:r>
+              <w:rPr>
+                <w:rFonts w:ascii="Courier New" w:cs="Courier New" w:eastAsia="Courier New" w:hAnsi="Courier New"/>
+                <w:b w:val="false"/>
+                <w:bCs w:val="false"/>
+                <w:color w:val="1F2937"/>
+                <w:sz w:val="16"/>
+                <w:szCs w:val="16"/>
+                <w:shd w:fill="F1F3F5" w:color="auto" w:val="clear"/>
+                <w:rtl/>
+              </w:rPr>
+              <w:t xml:space="preserve">‎sec.usp_ConfirmMfa‎</w:t>
+            </w:r>
+            <w:r>
+              <w:rPr>
+                <w:rFonts w:ascii="Arial" w:cs="Arial" w:eastAsia="Arial" w:hAnsi="Arial"/>
+                <w:b w:val="false"/>
+                <w:bCs w:val="false"/>
+                <w:sz w:val="18"/>
+                <w:szCs w:val="18"/>
+                <w:rtl/>
+              </w:rPr>
+              <w:t xml:space="preserve"> (030)</w:t>
+            </w:r>
+          </w:p>
+        </w:tc>
+        <w:tc>
+          <w:tcPr>
+            <w:tcW w:type="dxa" w:w="1096"/>
             <w:tcBorders>
               <w:top w:val="single" w:color="BFC9D6" w:sz="4"/>
               <w:left w:val="single" w:color="BFC9D6" w:sz="4"/>
@@ -4614,7 +4688,7 @@
         </w:trPr>
         <w:tc>
           <w:tcPr>
-            <w:tcW w:type="dxa" w:w="966"/>
+            <w:tcW w:type="dxa" w:w="958"/>
             <w:tcBorders>
               <w:top w:val="single" w:color="BFC9D6" w:sz="4"/>
               <w:left w:val="single" w:color="BFC9D6" w:sz="4"/>
@@ -4651,7 +4725,7 @@
         </w:tc>
         <w:tc>
           <w:tcPr>
-            <w:tcW w:type="dxa" w:w="1588"/>
+            <w:tcW w:type="dxa" w:w="1370"/>
             <w:tcBorders>
               <w:top w:val="single" w:color="BFC9D6" w:sz="4"/>
               <w:left w:val="single" w:color="BFC9D6" w:sz="4"/>
@@ -4688,7 +4762,7 @@
         </w:tc>
         <w:tc>
           <w:tcPr>
-            <w:tcW w:type="dxa" w:w="2386"/>
+            <w:tcW w:type="dxa" w:w="2055"/>
             <w:tcBorders>
               <w:top w:val="single" w:color="BFC9D6" w:sz="4"/>
               <w:left w:val="single" w:color="BFC9D6" w:sz="4"/>
@@ -4725,7 +4799,7 @@
         </w:tc>
         <w:tc>
           <w:tcPr>
-            <w:tcW w:type="dxa" w:w="2224"/>
+            <w:tcW w:type="dxa" w:w="1918"/>
             <w:tcBorders>
               <w:top w:val="single" w:color="BFC9D6" w:sz="4"/>
               <w:left w:val="single" w:color="BFC9D6" w:sz="4"/>
@@ -4793,7 +4867,7 @@
         </w:tc>
         <w:tc>
           <w:tcPr>
-            <w:tcW w:type="dxa" w:w="1429"/>
+            <w:tcW w:type="dxa" w:w="2467"/>
             <w:tcBorders>
               <w:top w:val="single" w:color="BFC9D6" w:sz="4"/>
               <w:left w:val="single" w:color="BFC9D6" w:sz="4"/>
@@ -4830,7 +4904,7 @@
         </w:tc>
         <w:tc>
           <w:tcPr>
-            <w:tcW w:type="dxa" w:w="1271"/>
+            <w:tcW w:type="dxa" w:w="1096"/>
             <w:tcBorders>
               <w:top w:val="single" w:color="BFC9D6" w:sz="4"/>
               <w:left w:val="single" w:color="BFC9D6" w:sz="4"/>
@@ -4872,7 +4946,7 @@
         </w:trPr>
         <w:tc>
           <w:tcPr>
-            <w:tcW w:type="dxa" w:w="966"/>
+            <w:tcW w:type="dxa" w:w="958"/>
             <w:tcBorders>
               <w:top w:val="single" w:color="BFC9D6" w:sz="4"/>
               <w:left w:val="single" w:color="BFC9D6" w:sz="4"/>
@@ -4908,7 +4982,7 @@
         </w:tc>
         <w:tc>
           <w:tcPr>
-            <w:tcW w:type="dxa" w:w="1588"/>
+            <w:tcW w:type="dxa" w:w="1370"/>
             <w:tcBorders>
               <w:top w:val="single" w:color="BFC9D6" w:sz="4"/>
               <w:left w:val="single" w:color="BFC9D6" w:sz="4"/>
@@ -4944,7 +5018,7 @@
         </w:tc>
         <w:tc>
           <w:tcPr>
-            <w:tcW w:type="dxa" w:w="2386"/>
+            <w:tcW w:type="dxa" w:w="2055"/>
             <w:tcBorders>
               <w:top w:val="single" w:color="BFC9D6" w:sz="4"/>
               <w:left w:val="single" w:color="BFC9D6" w:sz="4"/>
@@ -4980,7 +5054,7 @@
         </w:tc>
         <w:tc>
           <w:tcPr>
-            <w:tcW w:type="dxa" w:w="2224"/>
+            <w:tcW w:type="dxa" w:w="1918"/>
             <w:tcBorders>
               <w:top w:val="single" w:color="BFC9D6" w:sz="4"/>
               <w:left w:val="single" w:color="BFC9D6" w:sz="4"/>
@@ -5047,7 +5121,7 @@
         </w:tc>
         <w:tc>
           <w:tcPr>
-            <w:tcW w:type="dxa" w:w="1429"/>
+            <w:tcW w:type="dxa" w:w="2467"/>
             <w:tcBorders>
               <w:top w:val="single" w:color="BFC9D6" w:sz="4"/>
               <w:left w:val="single" w:color="BFC9D6" w:sz="4"/>
@@ -5083,7 +5157,7 @@
         </w:tc>
         <w:tc>
           <w:tcPr>
-            <w:tcW w:type="dxa" w:w="1271"/>
+            <w:tcW w:type="dxa" w:w="1096"/>
             <w:tcBorders>
               <w:top w:val="single" w:color="BFC9D6" w:sz="4"/>
               <w:left w:val="single" w:color="BFC9D6" w:sz="4"/>
@@ -5124,7 +5198,7 @@
         </w:trPr>
         <w:tc>
           <w:tcPr>
-            <w:tcW w:type="dxa" w:w="966"/>
+            <w:tcW w:type="dxa" w:w="958"/>
             <w:tcBorders>
               <w:top w:val="single" w:color="BFC9D6" w:sz="4"/>
               <w:left w:val="single" w:color="BFC9D6" w:sz="4"/>
@@ -5161,7 +5235,7 @@
         </w:tc>
         <w:tc>
           <w:tcPr>
-            <w:tcW w:type="dxa" w:w="1588"/>
+            <w:tcW w:type="dxa" w:w="1370"/>
             <w:tcBorders>
               <w:top w:val="single" w:color="BFC9D6" w:sz="4"/>
               <w:left w:val="single" w:color="BFC9D6" w:sz="4"/>
@@ -5198,7 +5272,7 @@
         </w:tc>
         <w:tc>
           <w:tcPr>
-            <w:tcW w:type="dxa" w:w="2386"/>
+            <w:tcW w:type="dxa" w:w="2055"/>
             <w:tcBorders>
               <w:top w:val="single" w:color="BFC9D6" w:sz="4"/>
               <w:left w:val="single" w:color="BFC9D6" w:sz="4"/>
@@ -5235,7 +5309,7 @@
         </w:tc>
         <w:tc>
           <w:tcPr>
-            <w:tcW w:type="dxa" w:w="2224"/>
+            <w:tcW w:type="dxa" w:w="1918"/>
             <w:tcBorders>
               <w:top w:val="single" w:color="BFC9D6" w:sz="4"/>
               <w:left w:val="single" w:color="BFC9D6" w:sz="4"/>
@@ -5271,7 +5345,7 @@
         </w:tc>
         <w:tc>
           <w:tcPr>
-            <w:tcW w:type="dxa" w:w="1429"/>
+            <w:tcW w:type="dxa" w:w="2467"/>
             <w:tcBorders>
               <w:top w:val="single" w:color="BFC9D6" w:sz="4"/>
               <w:left w:val="single" w:color="BFC9D6" w:sz="4"/>
@@ -5308,7 +5382,7 @@
         </w:tc>
         <w:tc>
           <w:tcPr>
-            <w:tcW w:type="dxa" w:w="1271"/>
+            <w:tcW w:type="dxa" w:w="1096"/>
             <w:tcBorders>
               <w:top w:val="single" w:color="BFC9D6" w:sz="4"/>
               <w:left w:val="single" w:color="BFC9D6" w:sz="4"/>
@@ -5350,7 +5424,7 @@
         </w:trPr>
         <w:tc>
           <w:tcPr>
-            <w:tcW w:type="dxa" w:w="966"/>
+            <w:tcW w:type="dxa" w:w="958"/>
             <w:tcBorders>
               <w:top w:val="single" w:color="BFC9D6" w:sz="4"/>
               <w:left w:val="single" w:color="BFC9D6" w:sz="4"/>
@@ -5386,7 +5460,7 @@
         </w:tc>
         <w:tc>
           <w:tcPr>
-            <w:tcW w:type="dxa" w:w="1588"/>
+            <w:tcW w:type="dxa" w:w="1370"/>
             <w:tcBorders>
               <w:top w:val="single" w:color="BFC9D6" w:sz="4"/>
               <w:left w:val="single" w:color="BFC9D6" w:sz="4"/>
@@ -5422,7 +5496,7 @@
         </w:tc>
         <w:tc>
           <w:tcPr>
-            <w:tcW w:type="dxa" w:w="2386"/>
+            <w:tcW w:type="dxa" w:w="2055"/>
             <w:tcBorders>
               <w:top w:val="single" w:color="BFC9D6" w:sz="4"/>
               <w:left w:val="single" w:color="BFC9D6" w:sz="4"/>
@@ -5458,7 +5532,7 @@
         </w:tc>
         <w:tc>
           <w:tcPr>
-            <w:tcW w:type="dxa" w:w="2224"/>
+            <w:tcW w:type="dxa" w:w="1918"/>
             <w:tcBorders>
               <w:top w:val="single" w:color="BFC9D6" w:sz="4"/>
               <w:left w:val="single" w:color="BFC9D6" w:sz="4"/>
@@ -5525,7 +5599,7 @@
         </w:tc>
         <w:tc>
           <w:tcPr>
-            <w:tcW w:type="dxa" w:w="1429"/>
+            <w:tcW w:type="dxa" w:w="2467"/>
             <w:tcBorders>
               <w:top w:val="single" w:color="BFC9D6" w:sz="4"/>
               <w:left w:val="single" w:color="BFC9D6" w:sz="4"/>
@@ -5571,7 +5645,7 @@
         </w:tc>
         <w:tc>
           <w:tcPr>
-            <w:tcW w:type="dxa" w:w="1271"/>
+            <w:tcW w:type="dxa" w:w="1096"/>
             <w:tcBorders>
               <w:top w:val="single" w:color="BFC9D6" w:sz="4"/>
               <w:left w:val="single" w:color="BFC9D6" w:sz="4"/>
@@ -5612,7 +5686,7 @@
         </w:trPr>
         <w:tc>
           <w:tcPr>
-            <w:tcW w:type="dxa" w:w="966"/>
+            <w:tcW w:type="dxa" w:w="958"/>
             <w:tcBorders>
               <w:top w:val="single" w:color="BFC9D6" w:sz="4"/>
               <w:left w:val="single" w:color="BFC9D6" w:sz="4"/>
@@ -5649,7 +5723,7 @@
         </w:tc>
         <w:tc>
           <w:tcPr>
-            <w:tcW w:type="dxa" w:w="1588"/>
+            <w:tcW w:type="dxa" w:w="1370"/>
             <w:tcBorders>
               <w:top w:val="single" w:color="BFC9D6" w:sz="4"/>
               <w:left w:val="single" w:color="BFC9D6" w:sz="4"/>
@@ -5686,7 +5760,7 @@
         </w:tc>
         <w:tc>
           <w:tcPr>
-            <w:tcW w:type="dxa" w:w="2386"/>
+            <w:tcW w:type="dxa" w:w="2055"/>
             <w:tcBorders>
               <w:top w:val="single" w:color="BFC9D6" w:sz="4"/>
               <w:left w:val="single" w:color="BFC9D6" w:sz="4"/>
@@ -5723,7 +5797,7 @@
         </w:tc>
         <w:tc>
           <w:tcPr>
-            <w:tcW w:type="dxa" w:w="2224"/>
+            <w:tcW w:type="dxa" w:w="1918"/>
             <w:tcBorders>
               <w:top w:val="single" w:color="BFC9D6" w:sz="4"/>
               <w:left w:val="single" w:color="BFC9D6" w:sz="4"/>
@@ -5770,7 +5844,7 @@
         </w:tc>
         <w:tc>
           <w:tcPr>
-            <w:tcW w:type="dxa" w:w="1429"/>
+            <w:tcW w:type="dxa" w:w="2467"/>
             <w:tcBorders>
               <w:top w:val="single" w:color="BFC9D6" w:sz="4"/>
               <w:left w:val="single" w:color="BFC9D6" w:sz="4"/>
@@ -5817,7 +5891,7 @@
         </w:tc>
         <w:tc>
           <w:tcPr>
-            <w:tcW w:type="dxa" w:w="1271"/>
+            <w:tcW w:type="dxa" w:w="1096"/>
             <w:tcBorders>
               <w:top w:val="single" w:color="BFC9D6" w:sz="4"/>
               <w:left w:val="single" w:color="BFC9D6" w:sz="4"/>
@@ -5859,7 +5933,7 @@
         </w:trPr>
         <w:tc>
           <w:tcPr>
-            <w:tcW w:type="dxa" w:w="966"/>
+            <w:tcW w:type="dxa" w:w="958"/>
             <w:tcBorders>
               <w:top w:val="single" w:color="BFC9D6" w:sz="4"/>
               <w:left w:val="single" w:color="BFC9D6" w:sz="4"/>
@@ -5895,7 +5969,7 @@
         </w:tc>
         <w:tc>
           <w:tcPr>
-            <w:tcW w:type="dxa" w:w="1588"/>
+            <w:tcW w:type="dxa" w:w="1370"/>
             <w:tcBorders>
               <w:top w:val="single" w:color="BFC9D6" w:sz="4"/>
               <w:left w:val="single" w:color="BFC9D6" w:sz="4"/>
@@ -5931,7 +6005,7 @@
         </w:tc>
         <w:tc>
           <w:tcPr>
-            <w:tcW w:type="dxa" w:w="2386"/>
+            <w:tcW w:type="dxa" w:w="2055"/>
             <w:tcBorders>
               <w:top w:val="single" w:color="BFC9D6" w:sz="4"/>
               <w:left w:val="single" w:color="BFC9D6" w:sz="4"/>
@@ -5967,7 +6041,7 @@
         </w:tc>
         <w:tc>
           <w:tcPr>
-            <w:tcW w:type="dxa" w:w="2224"/>
+            <w:tcW w:type="dxa" w:w="1918"/>
             <w:tcBorders>
               <w:top w:val="single" w:color="BFC9D6" w:sz="4"/>
               <w:left w:val="single" w:color="BFC9D6" w:sz="4"/>
@@ -6013,7 +6087,7 @@
         </w:tc>
         <w:tc>
           <w:tcPr>
-            <w:tcW w:type="dxa" w:w="1429"/>
+            <w:tcW w:type="dxa" w:w="2467"/>
             <w:tcBorders>
               <w:top w:val="single" w:color="BFC9D6" w:sz="4"/>
               <w:left w:val="single" w:color="BFC9D6" w:sz="4"/>
@@ -6049,7 +6123,7 @@
         </w:tc>
         <w:tc>
           <w:tcPr>
-            <w:tcW w:type="dxa" w:w="1271"/>
+            <w:tcW w:type="dxa" w:w="1096"/>
             <w:tcBorders>
               <w:top w:val="single" w:color="BFC9D6" w:sz="4"/>
               <w:left w:val="single" w:color="BFC9D6" w:sz="4"/>
@@ -6090,7 +6164,7 @@
         </w:trPr>
         <w:tc>
           <w:tcPr>
-            <w:tcW w:type="dxa" w:w="966"/>
+            <w:tcW w:type="dxa" w:w="958"/>
             <w:tcBorders>
               <w:top w:val="single" w:color="BFC9D6" w:sz="4"/>
               <w:left w:val="single" w:color="BFC9D6" w:sz="4"/>
@@ -6127,7 +6201,7 @@
         </w:tc>
         <w:tc>
           <w:tcPr>
-            <w:tcW w:type="dxa" w:w="1588"/>
+            <w:tcW w:type="dxa" w:w="1370"/>
             <w:tcBorders>
               <w:top w:val="single" w:color="BFC9D6" w:sz="4"/>
               <w:left w:val="single" w:color="BFC9D6" w:sz="4"/>
@@ -6164,7 +6238,7 @@
         </w:tc>
         <w:tc>
           <w:tcPr>
-            <w:tcW w:type="dxa" w:w="2386"/>
+            <w:tcW w:type="dxa" w:w="2055"/>
             <w:tcBorders>
               <w:top w:val="single" w:color="BFC9D6" w:sz="4"/>
               <w:left w:val="single" w:color="BFC9D6" w:sz="4"/>
@@ -6201,7 +6275,7 @@
         </w:tc>
         <w:tc>
           <w:tcPr>
-            <w:tcW w:type="dxa" w:w="2224"/>
+            <w:tcW w:type="dxa" w:w="1918"/>
             <w:tcBorders>
               <w:top w:val="single" w:color="BFC9D6" w:sz="4"/>
               <w:left w:val="single" w:color="BFC9D6" w:sz="4"/>
@@ -6237,7 +6311,7 @@
         </w:tc>
         <w:tc>
           <w:tcPr>
-            <w:tcW w:type="dxa" w:w="1429"/>
+            <w:tcW w:type="dxa" w:w="2467"/>
             <w:tcBorders>
               <w:top w:val="single" w:color="BFC9D6" w:sz="4"/>
               <w:left w:val="single" w:color="BFC9D6" w:sz="4"/>
@@ -6274,7 +6348,7 @@
         </w:tc>
         <w:tc>
           <w:tcPr>
-            <w:tcW w:type="dxa" w:w="1271"/>
+            <w:tcW w:type="dxa" w:w="1096"/>
             <w:tcBorders>
               <w:top w:val="single" w:color="BFC9D6" w:sz="4"/>
               <w:left w:val="single" w:color="BFC9D6" w:sz="4"/>
@@ -6316,7 +6390,7 @@
         </w:trPr>
         <w:tc>
           <w:tcPr>
-            <w:tcW w:type="dxa" w:w="966"/>
+            <w:tcW w:type="dxa" w:w="958"/>
             <w:tcBorders>
               <w:top w:val="single" w:color="BFC9D6" w:sz="4"/>
               <w:left w:val="single" w:color="BFC9D6" w:sz="4"/>
@@ -6352,7 +6426,7 @@
         </w:tc>
         <w:tc>
           <w:tcPr>
-            <w:tcW w:type="dxa" w:w="1588"/>
+            <w:tcW w:type="dxa" w:w="1370"/>
             <w:tcBorders>
               <w:top w:val="single" w:color="BFC9D6" w:sz="4"/>
               <w:left w:val="single" w:color="BFC9D6" w:sz="4"/>
@@ -6388,7 +6462,7 @@
         </w:tc>
         <w:tc>
           <w:tcPr>
-            <w:tcW w:type="dxa" w:w="2386"/>
+            <w:tcW w:type="dxa" w:w="2055"/>
             <w:tcBorders>
               <w:top w:val="single" w:color="BFC9D6" w:sz="4"/>
               <w:left w:val="single" w:color="BFC9D6" w:sz="4"/>
@@ -6424,7 +6498,7 @@
         </w:tc>
         <w:tc>
           <w:tcPr>
-            <w:tcW w:type="dxa" w:w="2224"/>
+            <w:tcW w:type="dxa" w:w="1918"/>
             <w:tcBorders>
               <w:top w:val="single" w:color="BFC9D6" w:sz="4"/>
               <w:left w:val="single" w:color="BFC9D6" w:sz="4"/>
@@ -6491,7 +6565,7 @@
         </w:tc>
         <w:tc>
           <w:tcPr>
-            <w:tcW w:type="dxa" w:w="1429"/>
+            <w:tcW w:type="dxa" w:w="2467"/>
             <w:tcBorders>
               <w:top w:val="single" w:color="BFC9D6" w:sz="4"/>
               <w:left w:val="single" w:color="BFC9D6" w:sz="4"/>
@@ -6527,7 +6601,7 @@
         </w:tc>
         <w:tc>
           <w:tcPr>
-            <w:tcW w:type="dxa" w:w="1271"/>
+            <w:tcW w:type="dxa" w:w="1096"/>
             <w:tcBorders>
               <w:top w:val="single" w:color="BFC9D6" w:sz="4"/>
               <w:left w:val="single" w:color="BFC9D6" w:sz="4"/>
@@ -6568,7 +6642,7 @@
         </w:trPr>
         <w:tc>
           <w:tcPr>
-            <w:tcW w:type="dxa" w:w="966"/>
+            <w:tcW w:type="dxa" w:w="958"/>
             <w:tcBorders>
               <w:top w:val="single" w:color="BFC9D6" w:sz="4"/>
               <w:left w:val="single" w:color="BFC9D6" w:sz="4"/>
@@ -6605,7 +6679,7 @@
         </w:tc>
         <w:tc>
           <w:tcPr>
-            <w:tcW w:type="dxa" w:w="1588"/>
+            <w:tcW w:type="dxa" w:w="1370"/>
             <w:tcBorders>
               <w:top w:val="single" w:color="BFC9D6" w:sz="4"/>
               <w:left w:val="single" w:color="BFC9D6" w:sz="4"/>
@@ -6642,7 +6716,7 @@
         </w:tc>
         <w:tc>
           <w:tcPr>
-            <w:tcW w:type="dxa" w:w="2386"/>
+            <w:tcW w:type="dxa" w:w="2055"/>
             <w:tcBorders>
               <w:top w:val="single" w:color="BFC9D6" w:sz="4"/>
               <w:left w:val="single" w:color="BFC9D6" w:sz="4"/>
@@ -6679,7 +6753,7 @@
         </w:tc>
         <w:tc>
           <w:tcPr>
-            <w:tcW w:type="dxa" w:w="2224"/>
+            <w:tcW w:type="dxa" w:w="1918"/>
             <w:tcBorders>
               <w:top w:val="single" w:color="BFC9D6" w:sz="4"/>
               <w:left w:val="single" w:color="BFC9D6" w:sz="4"/>
@@ -6726,7 +6800,7 @@
         </w:tc>
         <w:tc>
           <w:tcPr>
-            <w:tcW w:type="dxa" w:w="1429"/>
+            <w:tcW w:type="dxa" w:w="2467"/>
             <w:tcBorders>
               <w:top w:val="single" w:color="BFC9D6" w:sz="4"/>
               <w:left w:val="single" w:color="BFC9D6" w:sz="4"/>
@@ -6763,7 +6837,7 @@
         </w:tc>
         <w:tc>
           <w:tcPr>
-            <w:tcW w:type="dxa" w:w="1271"/>
+            <w:tcW w:type="dxa" w:w="1096"/>
             <w:tcBorders>
               <w:top w:val="single" w:color="BFC9D6" w:sz="4"/>
               <w:left w:val="single" w:color="BFC9D6" w:sz="4"/>
@@ -6805,7 +6879,7 @@
         </w:trPr>
         <w:tc>
           <w:tcPr>
-            <w:tcW w:type="dxa" w:w="966"/>
+            <w:tcW w:type="dxa" w:w="958"/>
             <w:tcBorders>
               <w:top w:val="single" w:color="BFC9D6" w:sz="4"/>
               <w:left w:val="single" w:color="BFC9D6" w:sz="4"/>
@@ -6841,7 +6915,7 @@
         </w:tc>
         <w:tc>
           <w:tcPr>
-            <w:tcW w:type="dxa" w:w="1588"/>
+            <w:tcW w:type="dxa" w:w="1370"/>
             <w:tcBorders>
               <w:top w:val="single" w:color="BFC9D6" w:sz="4"/>
               <w:left w:val="single" w:color="BFC9D6" w:sz="4"/>
@@ -6877,7 +6951,7 @@
         </w:tc>
         <w:tc>
           <w:tcPr>
-            <w:tcW w:type="dxa" w:w="2386"/>
+            <w:tcW w:type="dxa" w:w="2055"/>
             <w:tcBorders>
               <w:top w:val="single" w:color="BFC9D6" w:sz="4"/>
               <w:left w:val="single" w:color="BFC9D6" w:sz="4"/>
@@ -6913,7 +6987,7 @@
         </w:tc>
         <w:tc>
           <w:tcPr>
-            <w:tcW w:type="dxa" w:w="2224"/>
+            <w:tcW w:type="dxa" w:w="1918"/>
             <w:tcBorders>
               <w:top w:val="single" w:color="BFC9D6" w:sz="4"/>
               <w:left w:val="single" w:color="BFC9D6" w:sz="4"/>
@@ -6959,7 +7033,7 @@
         </w:tc>
         <w:tc>
           <w:tcPr>
-            <w:tcW w:type="dxa" w:w="1429"/>
+            <w:tcW w:type="dxa" w:w="2467"/>
             <w:tcBorders>
               <w:top w:val="single" w:color="BFC9D6" w:sz="4"/>
               <w:left w:val="single" w:color="BFC9D6" w:sz="4"/>
@@ -6995,7 +7069,7 @@
         </w:tc>
         <w:tc>
           <w:tcPr>
-            <w:tcW w:type="dxa" w:w="1271"/>
+            <w:tcW w:type="dxa" w:w="1096"/>
             <w:tcBorders>
               <w:top w:val="single" w:color="BFC9D6" w:sz="4"/>
               <w:left w:val="single" w:color="BFC9D6" w:sz="4"/>
@@ -22226,12 +22300,23 @@
             <w:r>
               <w:rPr>
                 <w:rFonts w:ascii="Arial" w:cs="Arial" w:eastAsia="Arial" w:hAnsi="Arial"/>
-                <w:color w:val="E0A800"/>
+                <w:color w:val="2E9E44"/>
                 <w:sz w:val="18"/>
                 <w:szCs w:val="18"/>
                 <w:rtl/>
               </w:rPr>
               <w:t xml:space="preserve">●</w:t>
+            </w:r>
+            <w:r>
+              <w:rPr>
+                <w:rFonts w:ascii="Arial" w:cs="Arial" w:eastAsia="Arial" w:hAnsi="Arial"/>
+                <w:b w:val="false"/>
+                <w:bCs w:val="false"/>
+                <w:sz w:val="18"/>
+                <w:szCs w:val="18"/>
+                <w:rtl/>
+              </w:rPr>
+              <w:t xml:space="preserve"> A6 في db/tests/auth_flow_tests.sql ويمر في CI</w:t>
             </w:r>
           </w:p>
         </w:tc>
@@ -22526,7 +22611,7 @@
             <w:r>
               <w:rPr>
                 <w:rFonts w:ascii="Arial" w:cs="Arial" w:eastAsia="Arial" w:hAnsi="Arial"/>
-                <w:color w:val="E0A800"/>
+                <w:color w:val="2E9E44"/>
                 <w:sz w:val="18"/>
                 <w:szCs w:val="18"/>
                 <w:rtl/>
@@ -22542,7 +22627,7 @@
                 <w:szCs w:val="18"/>
                 <w:rtl/>
               </w:rPr>
-              <w:t xml:space="preserve"> بعد DQ-F03-4</w:t>
+              <w:t xml:space="preserve"> T43 ويمر في CI</w:t>
             </w:r>
           </w:p>
         </w:tc>
@@ -24354,14 +24439,23 @@
             </w:pPr>
             <w:r>
               <w:rPr>
-                <w:rFonts w:ascii="Arial" w:cs="Arial" w:eastAsia="Arial" w:hAnsi="Arial"/>
-                <w:b w:val="false"/>
-                <w:bCs w:val="false"/>
-                <w:sz w:val="18"/>
-                <w:szCs w:val="18"/>
-                <w:rtl/>
-              </w:rPr>
-              <w:t xml:space="preserve">قبول المنفَّذ وتعديل نص BR-PLT-005</w:t>
+                <w:rFonts w:ascii="Segoe UI Emoji" w:cs="Segoe UI Emoji" w:eastAsia="Segoe UI Emoji" w:hAnsi="Segoe UI Emoji"/>
+                <w:sz w:val="18"/>
+                <w:szCs w:val="18"/>
+                <w:rtl/>
+              </w:rPr>
+              <w:t xml:space="preserve">✅</w:t>
+            </w:r>
+            <w:r>
+              <w:rPr>
+                <w:rFonts w:ascii="Arial" w:cs="Arial" w:eastAsia="Arial" w:hAnsi="Arial"/>
+                <w:b w:val="false"/>
+                <w:bCs w:val="false"/>
+                <w:sz w:val="18"/>
+                <w:szCs w:val="18"/>
+                <w:rtl/>
+              </w:rPr>
+              <w:t xml:space="preserve"> معتمد من المالك (2026-10-12): قبول المنفَّذ وتعديل نص BR-PLT-005</w:t>
             </w:r>
           </w:p>
         </w:tc>
@@ -25291,14 +25385,23 @@
             </w:pPr>
             <w:r>
               <w:rPr>
-                <w:rFonts w:ascii="Arial" w:cs="Arial" w:eastAsia="Arial" w:hAnsi="Arial"/>
-                <w:b w:val="false"/>
-                <w:bCs w:val="false"/>
-                <w:sz w:val="18"/>
-                <w:szCs w:val="18"/>
-                <w:rtl/>
-              </w:rPr>
-              <w:t xml:space="preserve">§10، والمهلة 24 ساعة</w:t>
+                <w:rFonts w:ascii="Segoe UI Emoji" w:cs="Segoe UI Emoji" w:eastAsia="Segoe UI Emoji" w:hAnsi="Segoe UI Emoji"/>
+                <w:sz w:val="18"/>
+                <w:szCs w:val="18"/>
+                <w:rtl/>
+              </w:rPr>
+              <w:t xml:space="preserve">✅</w:t>
+            </w:r>
+            <w:r>
+              <w:rPr>
+                <w:rFonts w:ascii="Arial" w:cs="Arial" w:eastAsia="Arial" w:hAnsi="Arial"/>
+                <w:b w:val="false"/>
+                <w:bCs w:val="false"/>
+                <w:sz w:val="18"/>
+                <w:szCs w:val="18"/>
+                <w:rtl/>
+              </w:rPr>
+              <w:t xml:space="preserve"> معتمد من المالك (2026-10-12): §10، والمهلة 24 ساعة</w:t>
             </w:r>
           </w:p>
         </w:tc>
@@ -25479,14 +25582,23 @@
             </w:pPr>
             <w:r>
               <w:rPr>
-                <w:rFonts w:ascii="Arial" w:cs="Arial" w:eastAsia="Arial" w:hAnsi="Arial"/>
-                <w:b w:val="false"/>
-                <w:bCs w:val="false"/>
-                <w:sz w:val="18"/>
-                <w:szCs w:val="18"/>
-                <w:rtl/>
-              </w:rPr>
-              <w:t xml:space="preserve">§12</w:t>
+                <w:rFonts w:ascii="Segoe UI Emoji" w:cs="Segoe UI Emoji" w:eastAsia="Segoe UI Emoji" w:hAnsi="Segoe UI Emoji"/>
+                <w:sz w:val="18"/>
+                <w:szCs w:val="18"/>
+                <w:rtl/>
+              </w:rPr>
+              <w:t xml:space="preserve">✅</w:t>
+            </w:r>
+            <w:r>
+              <w:rPr>
+                <w:rFonts w:ascii="Arial" w:cs="Arial" w:eastAsia="Arial" w:hAnsi="Arial"/>
+                <w:b w:val="false"/>
+                <w:bCs w:val="false"/>
+                <w:sz w:val="18"/>
+                <w:szCs w:val="18"/>
+                <w:rtl/>
+              </w:rPr>
+              <w:t xml:space="preserve"> معتمد من المالك (2026-10-12): §12</w:t>
             </w:r>
           </w:p>
         </w:tc>
@@ -25666,14 +25778,23 @@
             </w:pPr>
             <w:r>
               <w:rPr>
-                <w:rFonts w:ascii="Arial" w:cs="Arial" w:eastAsia="Arial" w:hAnsi="Arial"/>
-                <w:b w:val="false"/>
-                <w:bCs w:val="false"/>
-                <w:sz w:val="18"/>
-                <w:szCs w:val="18"/>
-                <w:rtl/>
-              </w:rPr>
-              <w:t xml:space="preserve">لا، فـ «افتراضيًا» تعني قيمة المنصة الدنيا</w:t>
+                <w:rFonts w:ascii="Segoe UI Emoji" w:cs="Segoe UI Emoji" w:eastAsia="Segoe UI Emoji" w:hAnsi="Segoe UI Emoji"/>
+                <w:sz w:val="18"/>
+                <w:szCs w:val="18"/>
+                <w:rtl/>
+              </w:rPr>
+              <w:t xml:space="preserve">✅</w:t>
+            </w:r>
+            <w:r>
+              <w:rPr>
+                <w:rFonts w:ascii="Arial" w:cs="Arial" w:eastAsia="Arial" w:hAnsi="Arial"/>
+                <w:b w:val="false"/>
+                <w:bCs w:val="false"/>
+                <w:sz w:val="18"/>
+                <w:szCs w:val="18"/>
+                <w:rtl/>
+              </w:rPr>
+              <w:t xml:space="preserve"> معتمد من المالك (2026-10-12): لا، فـ «افتراضيًا» تعني قيمة المنصة الدنيا</w:t>
             </w:r>
           </w:p>
         </w:tc>
@@ -26229,14 +26350,23 @@
             </w:pPr>
             <w:r>
               <w:rPr>
-                <w:rFonts w:ascii="Arial" w:cs="Arial" w:eastAsia="Arial" w:hAnsi="Arial"/>
-                <w:b w:val="false"/>
-                <w:bCs w:val="false"/>
-                <w:sz w:val="18"/>
-                <w:szCs w:val="18"/>
-                <w:rtl/>
-              </w:rPr>
-              <w:t xml:space="preserve">§13</w:t>
+                <w:rFonts w:ascii="Segoe UI Emoji" w:cs="Segoe UI Emoji" w:eastAsia="Segoe UI Emoji" w:hAnsi="Segoe UI Emoji"/>
+                <w:sz w:val="18"/>
+                <w:szCs w:val="18"/>
+                <w:rtl/>
+              </w:rPr>
+              <w:t xml:space="preserve">✅</w:t>
+            </w:r>
+            <w:r>
+              <w:rPr>
+                <w:rFonts w:ascii="Arial" w:cs="Arial" w:eastAsia="Arial" w:hAnsi="Arial"/>
+                <w:b w:val="false"/>
+                <w:bCs w:val="false"/>
+                <w:sz w:val="18"/>
+                <w:szCs w:val="18"/>
+                <w:rtl/>
+              </w:rPr>
+              <w:t xml:space="preserve"> معتمد من المالك (2026-10-12): §13</w:t>
             </w:r>
           </w:p>
         </w:tc>

--- a/treasury-platform/docs/30-readiness/word/DOC-S04-password-mfa-recovery-policy.docx
+++ b/treasury-platform/docs/30-readiness/word/DOC-S04-password-mfa-recovery-policy.docx
@@ -1121,6 +1121,31 @@
     </w:p>
     <w:p>
       <w:pPr>
+        <w:pBdr>
+          <w:top w:val="single" w:color="E8C766" w:sz="6" w:space="6"/>
+          <w:left w:val="single" w:color="E8C766" w:sz="6" w:space="6"/>
+          <w:bottom w:val="single" w:color="E8C766" w:sz="6" w:space="6"/>
+          <w:right w:val="single" w:color="E8C766" w:sz="6" w:space="6"/>
+        </w:pBdr>
+        <w:shd w:fill="FFF8E1" w:color="auto" w:val="clear"/>
+        <w:bidi/>
+        <w:spacing w:after="160" w:before="60" w:line="300"/>
+        <w:ind w:left="140" w:right="140"/>
+      </w:pPr>
+      <w:r>
+        <w:rPr>
+          <w:rFonts w:ascii="Arial" w:cs="Arial" w:eastAsia="Arial" w:hAnsi="Arial"/>
+          <w:b w:val="false"/>
+          <w:bCs w:val="false"/>
+          <w:sz w:val="20"/>
+          <w:szCs w:val="20"/>
+          <w:rtl/>
+        </w:rPr>
+        <w:t xml:space="preserve">وبـ ADR 0004: مفاتيح §13 مبذورة في db/seed/100_platform_global.sql ويقرؤها الإجراء ضمن الحدود (DQ-S04-14؛ S1 إلى S6)، وقاعدة السجل تعدّ الكلمة الحالية ضمن الخمس (S5)، وسياسة المشغّل في §12 منفّذة (DQ-S04-10): دخول وTOTP إلزامي ومنع تكرار الخطوة، وقفل بعد خمسة إخفاقات حتى يفكه مدير آخر، وتمهيد أول مدير بدعوة، وإعادة بيد مدير آخر برابط 24 ساعة، وبقاء مديرَين نشطين (P1 إلى P6).</w:t>
+      </w:r>
+    </w:p>
+    <w:p>
+      <w:pPr>
         <w:pStyle w:val="Heading1"/>
         <w:bidi/>
       </w:pPr>
@@ -22148,12 +22173,23 @@
             <w:r>
               <w:rPr>
                 <w:rFonts w:ascii="Arial" w:cs="Arial" w:eastAsia="Arial" w:hAnsi="Arial"/>
-                <w:color w:val="E0A800"/>
+                <w:color w:val="2E9E44"/>
                 <w:sz w:val="18"/>
                 <w:szCs w:val="18"/>
                 <w:rtl/>
               </w:rPr>
               <w:t xml:space="preserve">●</w:t>
+            </w:r>
+            <w:r>
+              <w:rPr>
+                <w:rFonts w:ascii="Arial" w:cs="Arial" w:eastAsia="Arial" w:hAnsi="Arial"/>
+                <w:b w:val="false"/>
+                <w:bCs w:val="false"/>
+                <w:sz w:val="18"/>
+                <w:szCs w:val="18"/>
+                <w:rtl/>
+              </w:rPr>
+              <w:t xml:space="preserve"> S5 في db/tests/auth_flow_tests.sql ويمر في CI</w:t>
             </w:r>
           </w:p>
         </w:tc>
